--- a/templates/非诉项目/5法定代表人身份证明.docx
+++ b/templates/非诉项目/5法定代表人身份证明.docx
@@ -79,7 +79,7 @@
           <w:szCs w:val="32"/>
           <w:u w:val="single"/>
         </w:rPr>
-        <w:t>{{四法定代表人}}</w:t>
+        <w:t>{{_4法定代表人}}</w:t>
       </w:r>
       <w:r>
         <w:rPr>
@@ -106,7 +106,7 @@
           <w:szCs w:val="32"/>
           <w:u w:val="single"/>
         </w:rPr>
-        <w:t>{{四法定代表人职务}}</w:t>
+        <w:t>{{_4法定代表人职务}}</w:t>
       </w:r>
       <w:r>
         <w:rPr>
@@ -175,7 +175,7 @@
           <w:sz w:val="32"/>
           <w:szCs w:val="32"/>
         </w:rPr>
-        <w:t>{{一委托日期}}</w:t>
+        <w:t>{{_1委托日期}}</w:t>
       </w:r>
     </w:p>
     <w:p>
